--- a/template/SIDANG/form penilaian sidang akhir TEMPLATE.docx
+++ b/template/SIDANG/form penilaian sidang akhir TEMPLATE.docx
@@ -2015,7 +2015,7 @@
           <w:sz w:val="26"/>
           <w:lang w:val="fi-FI"/>
         </w:rPr>
-        <w:t xml:space="preserve">Resume dari semua penguji ${catatan} </w:t>
+        <w:t xml:space="preserve">${catatan} </w:t>
       </w:r>
     </w:p>
     <w:p>
